--- a/episodes/The_Dark_Rise_Episode_74.docx
+++ b/episodes/The_Dark_Rise_Episode_74.docx
@@ -140,20 +140,7 @@
     </w:p>
     <w:p>
       <w:pPr>
-        <w:spacing w:after="0" w:line="360"/>
-      </w:pPr>
-      <w:r>
-        <w:rPr>
-          <w:rFonts w:ascii="Georgia" w:hAnsi="Georgia" w:cs="Georgia"/>
-          <w:sz w:val="24"/>
-          <w:szCs w:val="24"/>
-        </w:rPr>
-        <w:t xml:space="preserve"/>
-      </w:r>
-    </w:p>
-    <w:p>
-      <w:pPr>
-        <w:spacing w:after="60" w:line="360"/>
+        <w:spacing w:after="60" w:line="360" w:before="480"/>
         <w:ind w:firstLine="360"/>
       </w:pPr>
       <w:r>
@@ -321,20 +308,7 @@
     </w:p>
     <w:p>
       <w:pPr>
-        <w:spacing w:after="0" w:line="360"/>
-      </w:pPr>
-      <w:r>
-        <w:rPr>
-          <w:rFonts w:ascii="Georgia" w:hAnsi="Georgia" w:cs="Georgia"/>
-          <w:sz w:val="24"/>
-          <w:szCs w:val="24"/>
-        </w:rPr>
-        <w:t xml:space="preserve"/>
-      </w:r>
-    </w:p>
-    <w:p>
-      <w:pPr>
-        <w:spacing w:after="60" w:line="360"/>
+        <w:spacing w:after="60" w:line="360" w:before="480"/>
         <w:ind w:firstLine="360"/>
       </w:pPr>
       <w:r>

--- a/episodes/The_Dark_Rise_Episode_74.docx
+++ b/episodes/The_Dark_Rise_Episode_74.docx
@@ -79,7 +79,7 @@
           <w:sz w:val="24"/>
           <w:szCs w:val="24"/>
         </w:rPr>
-        <w:t xml:space="preserve">Mfoniso took a room above a quiet river town's trading post two days from Idoro rather than begin the long journey back to the Ijoma Concern's true headquarters, unwilling to spend weeks traveling while a weakened guardian's condition might still be worth exploiting before it fully recovered. She wrote her account the same evening, in the same small, unhurried hand the Warden had used to summon her in the first place.</w:t>
+        <w:t xml:space="preserve">Mfoniso took a room above a quiet river town's trading post two days from Idoro rather than begin the long journey back to the Ijoma Concern's true headquarters, unwilling to spend weeks traveling while a weakened guardian's condition might still be worth exploiting before it fully recovered. She wrote her account the same evening, in the same small, unhurried hand the Warden had used to summon her in the first place. The room suited her, one window, one door, a clear view of the water, nothing she would regret leaving behind at an hour's notice.</w:t>
       </w:r>
     </w:p>
     <w:p>
